--- a/documents/Titus_Ave_Hearing_Transcript.docx
+++ b/documents/Titus_Ave_Hearing_Transcript.docx
@@ -19293,7 +19293,7 @@
           <w:sz w:val="19"/>
           <w:szCs w:val="19"/>
         </w:rPr>
-        <w:t xml:space="preserve">Kate Markey, 479 Califf Road.</w:t>
+        <w:t xml:space="preserve">Kate Marquis, 479 Califf Road.</w:t>
       </w:r>
     </w:p>
     <w:p>
